--- a/media/R2499/output_dir/测试项及方法.docx
+++ b/media/R2499/output_dir/测试项及方法.docx
@@ -3196,7 +3196,7 @@
               <w:rPr>
                 <w:szCs w:val="21"/>
               </w:rPr>
-              <w:t xml:space="preserve">XQ_FT_CSH</w:t>
+              <w:t xml:space="preserve">XQ_SU_CSH</w:t>
             </w:r>
           </w:p>
         </w:tc>
@@ -3500,7 +3500,7 @@
                 <w:bCs/>
                 <w:szCs w:val="21"/>
               </w:rPr>
-              <w:t xml:space="preserve">XQ_FT_CSH_SU01</w:t>
+              <w:t xml:space="preserve">XQ_SU_CSH_SU01</w:t>
             </w:r>
             <w:r>
               <w:rPr>
@@ -3564,7 +3564,7 @@
                 <w:bCs/>
                 <w:szCs w:val="21"/>
               </w:rPr>
-              <w:t xml:space="preserve">XQ_FT_CSH_SU02</w:t>
+              <w:t xml:space="preserve">XQ_SU_CSH_SU02</w:t>
             </w:r>
             <w:r>
               <w:rPr>
@@ -3664,7 +3664,7 @@
                 <w:bCs/>
                 <w:szCs w:val="21"/>
               </w:rPr>
-              <w:t xml:space="preserve">XQ_FT_CSH_SU01</w:t>
+              <w:t xml:space="preserve">XQ_SU_CSH_SU01</w:t>
             </w:r>
             <w:r>
               <w:rPr>
@@ -3836,7 +3836,7 @@
                 <w:bCs/>
                 <w:szCs w:val="21"/>
               </w:rPr>
-              <w:t xml:space="preserve">XQ_FT_CSH_SU02</w:t>
+              <w:t xml:space="preserve">XQ_SU_CSH_SU02</w:t>
             </w:r>
             <w:r>
               <w:rPr>

--- a/media/R2499/output_dir/测试项及方法.docx
+++ b/media/R2499/output_dir/测试项及方法.docx
@@ -1630,6 +1630,70 @@
               <w:t xml:space="preserve">对被测软件全部源程序进行静态分析，对控制流、数据流进行分析，验证软件是否满足控制流和数据流要求，并依据质量特性需求统计质量度量信息</w:t>
             </w:r>
           </w:p>
+          <w:p>
+            <w:pPr>
+              <w:wordWrap w:val="0"/>
+              <w:adjustRightInd w:val="0"/>
+              <w:spacing w:line="360" w:lineRule="auto"/>
+              <w:rPr>
+                <w:b/>
+                <w:bCs/>
+                <w:szCs w:val="21"/>
+              </w:rPr>
+            </w:pPr>
+            <w:r>
+              <w:rPr>
+                <w:b/>
+                <w:bCs/>
+                <w:szCs w:val="21"/>
+              </w:rPr>
+              <w:t xml:space="preserve">2.静态分析2222</w:t>
+            </w:r>
+            <w:r>
+              <w:rPr>
+                <w:rFonts w:hint="eastAsia"/>
+                <w:b/>
+                <w:bCs/>
+                <w:szCs w:val="21"/>
+              </w:rPr>
+              <w:t>（</w:t>
+            </w:r>
+            <w:r>
+              <w:rPr>
+                <w:rFonts w:hint="eastAsia"/>
+                <w:b/>
+                <w:bCs/>
+                <w:szCs w:val="21"/>
+              </w:rPr>
+              <w:t xml:space="preserve">XQ_SA_JTFX_SU02</w:t>
+            </w:r>
+            <w:r>
+              <w:rPr>
+                <w:rFonts w:hint="eastAsia"/>
+                <w:b/>
+                <w:bCs/>
+                <w:szCs w:val="21"/>
+              </w:rPr>
+              <w:t>）</w:t>
+            </w:r>
+          </w:p>
+          <w:p>
+            <w:pPr>
+              <w:wordWrap w:val="0"/>
+              <w:adjustRightInd w:val="0"/>
+              <w:spacing w:afterLines="50" w:after="156"/>
+              <w:rPr>
+                <w:szCs w:val="21"/>
+              </w:rPr>
+            </w:pPr>
+            <w:r>
+              <w:rPr>
+                <w:rFonts w:hint="eastAsia"/>
+                <w:szCs w:val="21"/>
+              </w:rPr>
+              <w:t xml:space="preserve">对被测软件全部源程序进行静态分析，对控制流、数据流进行分析，验证软件是否满足控制流和数据流要求，并依据质量特性需求统计质量度量信息</w:t>
+            </w:r>
+          </w:p>
         </w:tc>
       </w:tr>
       <w:tr>
@@ -1737,6 +1801,30 @@
                 <w:rFonts w:hint="eastAsia"/>
                 <w:szCs w:val="21"/>
               </w:rPr>
+              <w:t xml:space="preserve">在某个环境下</w:t>
+            </w:r>
+            <w:r>
+              <w:rPr>
+                <w:rFonts w:hint="eastAsia"/>
+                <w:szCs w:val="21"/>
+              </w:rPr>
+              <w:t>，</w:t>
+            </w:r>
+            <w:r>
+              <w:rPr>
+                <w:rFonts w:hint="eastAsia"/>
+                <w:szCs w:val="21"/>
+              </w:rPr>
+              <w:t xml:space="preserve"/>
+            </w:r>
+            <w:r>
+              <w:t xml:space="preserve"/>
+            </w:r>
+            <w:r>
+              <w:rPr>
+                <w:rFonts w:hint="eastAsia"/>
+                <w:szCs w:val="21"/>
+              </w:rPr>
               <w:t xml:space="preserve"/>
             </w:r>
             <w:r>
@@ -1876,6 +1964,342 @@
               <w:t xml:space="preserve"/>
             </w:r>
             <w:r>
+              <w:t xml:space="preserve"/>
+            </w:r>
+            <w:r>
+              <w:rPr>
+                <w:rFonts w:hint="eastAsia"/>
+                <w:szCs w:val="21"/>
+              </w:rPr>
+              <w:t>，</w:t>
+            </w:r>
+            <w:r>
+              <w:rPr>
+                <w:rFonts w:hint="eastAsia"/>
+                <w:szCs w:val="21"/>
+              </w:rPr>
+              <w:t xml:space="preserve">查看内容</w:t>
+            </w:r>
+            <w:r>
+              <w:rPr>
+                <w:rFonts w:hint="eastAsia"/>
+                <w:szCs w:val="21"/>
+              </w:rPr>
+              <w:t xml:space="preserve"/>
+            </w:r>
+            <w:r>
+              <w:t xml:space="preserve"/>
+            </w:r>
+            <w:r>
+              <w:t xml:space="preserve"/>
+            </w:r>
+            <w:r>
+              <w:rPr>
+                <w:rFonts w:hint="eastAsia"/>
+                <w:szCs w:val="21"/>
+              </w:rPr>
+              <w:t>，</w:t>
+            </w:r>
+            <w:r>
+              <w:rPr>
+                <w:rFonts w:hint="eastAsia"/>
+                <w:szCs w:val="21"/>
+              </w:rPr>
+              <w:t xml:space="preserve">结果正确</w:t>
+            </w:r>
+            <w:r>
+              <w:rPr>
+                <w:rFonts w:hint="eastAsia"/>
+                <w:szCs w:val="21"/>
+              </w:rPr>
+              <w:t xml:space="preserve"/>
+            </w:r>
+            <w:r>
+              <w:t xml:space="preserve"/>
+            </w:r>
+          </w:p>
+          <w:p>
+            <w:pPr>
+              <w:wordWrap w:val="0"/>
+              <w:adjustRightInd w:val="0"/>
+              <w:spacing w:line="360" w:lineRule="auto"/>
+              <w:rPr>
+                <w:b/>
+                <w:bCs/>
+                <w:szCs w:val="21"/>
+              </w:rPr>
+            </w:pPr>
+            <w:r>
+              <w:rPr>
+                <w:b/>
+                <w:bCs/>
+                <w:szCs w:val="21"/>
+              </w:rPr>
+              <w:t xml:space="preserve">2.静态分析2222</w:t>
+            </w:r>
+            <w:r>
+              <w:rPr>
+                <w:rFonts w:hint="eastAsia"/>
+                <w:b/>
+                <w:bCs/>
+                <w:szCs w:val="21"/>
+              </w:rPr>
+              <w:t>（</w:t>
+            </w:r>
+            <w:r>
+              <w:rPr>
+                <w:rFonts w:hint="eastAsia"/>
+                <w:b/>
+                <w:bCs/>
+                <w:szCs w:val="21"/>
+              </w:rPr>
+              <w:t xml:space="preserve">XQ_SA_JTFX_SU02</w:t>
+            </w:r>
+            <w:r>
+              <w:rPr>
+                <w:rFonts w:hint="eastAsia"/>
+                <w:b/>
+                <w:bCs/>
+                <w:szCs w:val="21"/>
+              </w:rPr>
+              <w:t>）</w:t>
+            </w:r>
+          </w:p>
+          <w:p>
+            <w:pPr>
+              <w:wordWrap w:val="0"/>
+              <w:adjustRightInd w:val="0"/>
+              <w:spacing w:afterLines="50" w:after="156"/>
+              <w:rPr>
+                <w:szCs w:val="21"/>
+              </w:rPr>
+            </w:pPr>
+            <w:r>
+              <w:rPr>
+                <w:rFonts w:hint="eastAsia"/>
+                <w:szCs w:val="21"/>
+              </w:rPr>
+              <w:t xml:space="preserve"/>
+            </w:r>
+            <w:r>
+              <w:t xml:space="preserve"/>
+            </w:r>
+            <w:r>
+              <w:rPr>
+                <w:rFonts w:hint="eastAsia"/>
+                <w:szCs w:val="21"/>
+              </w:rPr>
+              <w:t xml:space="preserve">在某个环境下</w:t>
+            </w:r>
+            <w:r>
+              <w:rPr>
+                <w:rFonts w:hint="eastAsia"/>
+                <w:szCs w:val="21"/>
+              </w:rPr>
+              <w:t>，</w:t>
+            </w:r>
+            <w:r>
+              <w:rPr>
+                <w:rFonts w:hint="eastAsia"/>
+                <w:szCs w:val="21"/>
+              </w:rPr>
+              <w:t xml:space="preserve"/>
+            </w:r>
+            <w:r>
+              <w:t xml:space="preserve"/>
+            </w:r>
+            <w:r>
+              <w:rPr>
+                <w:rFonts w:hint="eastAsia"/>
+                <w:szCs w:val="21"/>
+              </w:rPr>
+              <w:t xml:space="preserve"/>
+            </w:r>
+            <w:r>
+              <w:t xml:space="preserve"/>
+            </w:r>
+            <w:r>
+              <w:rPr>
+                <w:rFonts w:hint="eastAsia"/>
+                <w:szCs w:val="21"/>
+              </w:rPr>
+              <w:t xml:space="preserve">使用LDRA TestBed软件和Klocwork软件工具对被测软件全部源程序进行静态分析，依据附录的审查单对源程序进行检查。</w:t>
+            </w:r>
+          </w:p>
+          <w:p>
+            <w:pPr>
+              <w:wordWrap w:val="0"/>
+              <w:adjustRightInd w:val="0"/>
+              <w:spacing w:afterLines="50" w:after="156"/>
+              <w:rPr>
+                <w:szCs w:val="21"/>
+              </w:rPr>
+            </w:pPr>
+            <w:r>
+              <w:rPr>
+                <w:rFonts w:hint="eastAsia"/>
+                <w:szCs w:val="21"/>
+              </w:rPr>
+              <w:t xml:space="preserve">1）使用静态分析工具统计软件质量度量信息，包含：</w:t>
+            </w:r>
+          </w:p>
+          <w:p>
+            <w:pPr>
+              <w:wordWrap w:val="0"/>
+              <w:adjustRightInd w:val="0"/>
+              <w:spacing w:afterLines="50" w:after="156"/>
+              <w:rPr>
+                <w:szCs w:val="21"/>
+              </w:rPr>
+            </w:pPr>
+            <w:r>
+              <w:rPr>
+                <w:rFonts w:hint="eastAsia"/>
+                <w:szCs w:val="21"/>
+              </w:rPr>
+              <w:t xml:space="preserve">（1）软件总注释率不小于20%（注释行数/软件规模*100%）；</w:t>
+            </w:r>
+          </w:p>
+          <w:p>
+            <w:pPr>
+              <w:wordWrap w:val="0"/>
+              <w:adjustRightInd w:val="0"/>
+              <w:spacing w:afterLines="50" w:after="156"/>
+              <w:rPr>
+                <w:szCs w:val="21"/>
+              </w:rPr>
+            </w:pPr>
+            <w:r>
+              <w:rPr>
+                <w:rFonts w:hint="eastAsia"/>
+                <w:szCs w:val="21"/>
+              </w:rPr>
+              <w:t xml:space="preserve">（2）模块的平均规模不大于200行（模块代码行数之和/模块数）；</w:t>
+            </w:r>
+          </w:p>
+          <w:p>
+            <w:pPr>
+              <w:wordWrap w:val="0"/>
+              <w:adjustRightInd w:val="0"/>
+              <w:spacing w:afterLines="50" w:after="156"/>
+              <w:rPr>
+                <w:szCs w:val="21"/>
+              </w:rPr>
+            </w:pPr>
+            <w:r>
+              <w:rPr>
+                <w:rFonts w:hint="eastAsia"/>
+                <w:szCs w:val="21"/>
+              </w:rPr>
+              <w:t xml:space="preserve">（3）模块的平均圈复杂度不大于10（模块圈复杂度之和/模块总数）；</w:t>
+            </w:r>
+          </w:p>
+          <w:p>
+            <w:pPr>
+              <w:wordWrap w:val="0"/>
+              <w:adjustRightInd w:val="0"/>
+              <w:spacing w:afterLines="50" w:after="156"/>
+              <w:rPr>
+                <w:szCs w:val="21"/>
+              </w:rPr>
+            </w:pPr>
+            <w:r>
+              <w:rPr>
+                <w:rFonts w:hint="eastAsia"/>
+                <w:szCs w:val="21"/>
+              </w:rPr>
+              <w:t xml:space="preserve">（4）</w:t>
+            </w:r>
+            <w:r>
+              <w:rPr>
+                <w:rFonts w:hint="eastAsia"/>
+                <w:szCs w:val="21"/>
+              </w:rPr>
+              <w:tab/>
+            </w:r>
+            <w:r>
+              <w:rPr>
+                <w:rFonts w:hint="eastAsia"/>
+                <w:szCs w:val="21"/>
+              </w:rPr>
+              <w:t xml:space="preserve">模块的平均扇出数不大于7（模块扇出数之和/模块总数）。</w:t>
+            </w:r>
+          </w:p>
+          <w:p>
+            <w:pPr>
+              <w:wordWrap w:val="0"/>
+              <w:adjustRightInd w:val="0"/>
+              <w:spacing w:afterLines="50" w:after="156"/>
+              <w:rPr>
+                <w:szCs w:val="21"/>
+              </w:rPr>
+            </w:pPr>
+            <w:r>
+              <w:rPr>
+                <w:rFonts w:hint="eastAsia"/>
+                <w:szCs w:val="21"/>
+              </w:rPr>
+              <w:t xml:space="preserve">2）使用静态分析工具结合人工分析对控制流和数据流进行分析，验证软件是否满足控制流和数据流要求。</w:t>
+            </w:r>
+            <w:r>
+              <w:rPr>
+                <w:rFonts w:hint="eastAsia"/>
+                <w:szCs w:val="21"/>
+              </w:rPr>
+              <w:t xml:space="preserve"/>
+            </w:r>
+            <w:r>
+              <w:t xml:space="preserve"/>
+            </w:r>
+            <w:r>
+              <w:t xml:space="preserve"/>
+            </w:r>
+            <w:r>
+              <w:rPr>
+                <w:rFonts w:hint="eastAsia"/>
+                <w:szCs w:val="21"/>
+              </w:rPr>
+              <w:t>，</w:t>
+            </w:r>
+            <w:r>
+              <w:rPr>
+                <w:rFonts w:hint="eastAsia"/>
+                <w:szCs w:val="21"/>
+              </w:rPr>
+              <w:t xml:space="preserve">查看内容</w:t>
+            </w:r>
+            <w:r>
+              <w:rPr>
+                <w:rFonts w:hint="eastAsia"/>
+                <w:szCs w:val="21"/>
+              </w:rPr>
+              <w:t xml:space="preserve"/>
+            </w:r>
+            <w:r>
+              <w:t xml:space="preserve"/>
+            </w:r>
+            <w:r>
+              <w:t xml:space="preserve"/>
+            </w:r>
+            <w:r>
+              <w:rPr>
+                <w:rFonts w:hint="eastAsia"/>
+                <w:szCs w:val="21"/>
+              </w:rPr>
+              <w:t>，</w:t>
+            </w:r>
+            <w:r>
+              <w:rPr>
+                <w:rFonts w:hint="eastAsia"/>
+                <w:szCs w:val="21"/>
+              </w:rPr>
+              <w:t xml:space="preserve">结果正确第二个</w:t>
+            </w:r>
+            <w:r>
+              <w:rPr>
+                <w:rFonts w:hint="eastAsia"/>
+                <w:szCs w:val="21"/>
+              </w:rPr>
               <w:t xml:space="preserve"/>
             </w:r>
             <w:r>
@@ -1933,7 +2357,25 @@
                 <w:snapToGrid w:val="0"/>
                 <w:szCs w:val="21"/>
               </w:rPr>
-              <w:t xml:space="preserve">对软件全部源程序进行进行质量度量、控制流分析、数据流分析的静态统计信息分析</w:t>
+              <w:t xml:space="preserve">测试用例覆盖静态分析、静态分析2222子项要求的全部内容。</w:t>
+            </w:r>
+          </w:p>
+          <w:p>
+            <w:pPr>
+              <w:jc w:val="left"/>
+              <w:textAlignment w:val="center"/>
+              <w:rPr>
+                <w:snapToGrid w:val="0"/>
+                <w:szCs w:val="21"/>
+              </w:rPr>
+            </w:pPr>
+            <w:r>
+              <w:rPr>
+                <w:rFonts w:hint="eastAsia"/>
+                <w:snapToGrid w:val="0"/>
+                <w:szCs w:val="21"/>
+              </w:rPr>
+              <w:t xml:space="preserve">所有用例执行完毕，对于未执行的用例说明未执行原因。</w:t>
             </w:r>
           </w:p>
         </w:tc>
@@ -3298,7 +3740,7 @@
               <w:rPr>
                 <w:szCs w:val="21"/>
               </w:rPr>
-              <w:t xml:space="preserve">需求规格说明</w:t>
+              <w:t xml:space="preserve">需求规格说明1</w:t>
             </w:r>
             <w:r>
               <w:rPr>
